--- a/documentos/plantillas/plantilla-proyecto-investigacion-extension-AURA-2026.docx
+++ b/documentos/plantillas/plantilla-proyecto-investigacion-extension-AURA-2026.docx
@@ -211,7 +211,7 @@
           <w:color w:val="5C4F54"/>
           <w:sz w:val="18"/>
         </w:rPr>
-        <w:t>INSTRUCCIONES (borrar este párrafo al enviar): Completar todos los campos. Nombre sugerido del archivo: AURA_UA_ApellidoDirector_TituloCorto.docx. Presentación: 15 de septiembre al 2 de octubre de 2026.</w:t>
+        <w:t>INSTRUCCIONES (borrar este párrafo al enviar): Completar todos los campos. Nombre sugerido del archivo: AURA_UA_ApellidoDirector_TituloCorto.docx. Presentación: 15 de septiembre al 10 de noviembre de 2026.</w:t>
       </w:r>
     </w:p>
     <w:p>
